--- a/skills/ichita-design/office/ICHITA-Report-Template.docx
+++ b/skills/ichita-design/office/ICHITA-Report-Template.docx
@@ -9,9 +9,17 @@
       <w:r>
         <w:rPr>
           <w:rFonts w:cs="TH Aeonik Book"/>
-          <w:lang w:bidi="th-TH"/>
-        </w:rPr>
-        <w:t xml:space="preserve">รายงานผลการทดสอบ Pilot Test</w:t>
+          <w:cs/>
+          <w:lang w:bidi="th-TH"/>
+        </w:rPr>
+        <w:t xml:space="preserve">รายงานผลการทดสอบ </w:t>
+      </w:r>
+      <w:r>
+        <w:rPr>
+          <w:rFonts w:cs="TH Aeonik Book"/>
+          <w:lang w:bidi="th-TH"/>
+        </w:rPr>
+        <w:t xml:space="preserve">Pilot Test</w:t>
       </w:r>
     </w:p>
     <w:p>
@@ -58,9 +66,25 @@
       <w:r>
         <w:rPr>
           <w:rFonts w:cs="TH Aeonik Book"/>
-          <w:lang w:bidi="th-TH"/>
-        </w:rPr>
-        <w:t xml:space="preserve">ข้อความภาษาไทยใช้ขนาดตัวอักษรและระยะบรรทัดเดียวกับภาษาอังกฤษ เพราะ TH Aeonik เผื่อพื้นที่ให้สระและวรรณยุกต์ไว้ในตัวฟอนต์แล้ว</w:t>
+          <w:cs/>
+          <w:lang w:bidi="th-TH"/>
+        </w:rPr>
+        <w:t xml:space="preserve">ข้อความภาษาไทยใช้ขนาดตัวอักษรและระยะบรรทัดเดียวกับภาษาอังกฤษ เพราะ </w:t>
+      </w:r>
+      <w:r>
+        <w:rPr>
+          <w:rFonts w:cs="TH Aeonik Book"/>
+          <w:lang w:bidi="th-TH"/>
+        </w:rPr>
+        <w:t xml:space="preserve">TH Aeonik </w:t>
+      </w:r>
+      <w:r>
+        <w:rPr>
+          <w:rFonts w:cs="TH Aeonik Book"/>
+          <w:cs/>
+          <w:lang w:bidi="th-TH"/>
+        </w:rPr>
+        <w:t xml:space="preserve">เผื่อพื้นที่ให้สระและวรรณยุกต์ไว้ในตัวฟอนต์แล้ว</w:t>
       </w:r>
     </w:p>
     <w:p>
@@ -505,9 +529,32 @@
       <w:r>
         <w:rPr>
           <w:rFonts w:cs="TH Aeonik Book"/>
-          <w:lang w:bidi="th-TH"/>
-        </w:rPr>
-        <w:t xml:space="preserve">ตารางที่ 1. สภาวะการเดินระบบ / Table 1. Operating conditions.</w:t>
+          <w:cs/>
+          <w:lang w:bidi="th-TH"/>
+        </w:rPr>
+        <w:t xml:space="preserve">ตารางที่ </w:t>
+      </w:r>
+      <w:r>
+        <w:rPr>
+          <w:rFonts w:cs="TH Aeonik Book"/>
+          <w:lang w:bidi="th-TH"/>
+        </w:rPr>
+        <w:t xml:space="preserve">1. </w:t>
+      </w:r>
+      <w:r>
+        <w:rPr>
+          <w:rFonts w:cs="TH Aeonik Book"/>
+          <w:cs/>
+          <w:lang w:bidi="th-TH"/>
+        </w:rPr>
+        <w:t xml:space="preserve">สภาวะการเดินระบบ </w:t>
+      </w:r>
+      <w:r>
+        <w:rPr>
+          <w:rFonts w:cs="TH Aeonik Book"/>
+          <w:lang w:bidi="th-TH"/>
+        </w:rPr>
+        <w:t xml:space="preserve">/ Table 1. Operating conditions.</w:t>
       </w:r>
     </w:p>
     <w:p>
@@ -758,9 +805,9 @@
     <w:r>
       <w:rPr>
         <w:rFonts w:cs="TH Aeonik Book"/>
+        <w:color w:val="4F6472"/>
         <w:sz w:val="18"/>
         <w:szCs w:val="18"/>
-        <w:color w:val="4F6472"/>
         <w:lang w:bidi="th-TH"/>
       </w:rPr>
       <w:t>Document reference · Rev 1.0</w:t>
@@ -915,8 +962,8 @@
       <w:b/>
       <w:bCs/>
       <w:caps/>
+      <w:color w:val="4F6472"/>
       <w:spacing w:val="19"/>
-      <w:color w:val="4F6472"/>
       <w:sz w:val="16"/>
       <w:szCs w:val="16"/>
       <w:lang w:bidi="th-TH"/>

--- a/skills/ichita-design/office/ICHITA-Report-Template.docx
+++ b/skills/ichita-design/office/ICHITA-Report-Template.docx
@@ -9,6 +9,7 @@
       <w:r>
         <w:rPr>
           <w:rFonts w:cs="TH Aeonik Book"/>
+          <w:spacing w:val="0"/>
           <w:cs/>
           <w:lang w:bidi="th-TH"/>
         </w:rPr>
@@ -31,7 +32,9 @@
           <w:rFonts w:cs="TH Aeonik Book"/>
           <w:lang w:bidi="th-TH"/>
         </w:rPr>
-        <w:t xml:space="preserve">High-efficiency adsorbent resin — decolorisation and odour reduction</w:t>
+        <w:t xml:space="preserve">High</w:t>
+        <w:noBreakHyphen/>
+        <w:t xml:space="preserve">efficiency adsorbent resin — decolorisation and odour reduction</w:t>
       </w:r>
     </w:p>
     <w:p>
@@ -66,6 +69,7 @@
       <w:r>
         <w:rPr>
           <w:rFonts w:cs="TH Aeonik Book"/>
+          <w:spacing w:val="0"/>
           <w:cs/>
           <w:lang w:bidi="th-TH"/>
         </w:rPr>
@@ -81,6 +85,7 @@
       <w:r>
         <w:rPr>
           <w:rFonts w:cs="TH Aeonik Book"/>
+          <w:spacing w:val="0"/>
           <w:cs/>
           <w:lang w:bidi="th-TH"/>
         </w:rPr>
@@ -529,6 +534,7 @@
       <w:r>
         <w:rPr>
           <w:rFonts w:cs="TH Aeonik Book"/>
+          <w:spacing w:val="0"/>
           <w:cs/>
           <w:lang w:bidi="th-TH"/>
         </w:rPr>
@@ -544,6 +550,7 @@
       <w:r>
         <w:rPr>
           <w:rFonts w:cs="TH Aeonik Book"/>
+          <w:spacing w:val="0"/>
           <w:cs/>
           <w:lang w:bidi="th-TH"/>
         </w:rPr>

--- a/skills/ichita-design/office/ICHITA-Report-Template.docx
+++ b/skills/ichita-design/office/ICHITA-Report-Template.docx
@@ -627,7 +627,7 @@
         <w:szCs w:val="16"/>
         <w:lang w:bidi="th-TH"/>
       </w:rPr>
-      <w:t xml:space="preserve">ICHITA Technology Co., Ltd. · www.ichita.co.th</w:t>
+      <w:t xml:space="preserve">ICHITA Co., Ltd. · www.ichita.co.th</w:t>
     </w:r>
     <w:r>
       <w:rPr>
